--- a/klagomål/A 42502-2024 FSC-klagomål.docx
+++ b/klagomål/A 42502-2024 FSC-klagomål.docx
@@ -1017,7 +1017,7 @@
     <w:r>
       <w:tab/>
       <w:tab/>
-      <w:t>2024-10-23</w:t>
+      <w:t>2024-10-24</w:t>
       <w:br/>
       <w:br/>
     </w:r>

--- a/klagomål/A 42502-2024 FSC-klagomål.docx
+++ b/klagomål/A 42502-2024 FSC-klagomål.docx
@@ -1017,7 +1017,7 @@
     <w:r>
       <w:tab/>
       <w:tab/>
-      <w:t>2024-11-29</w:t>
+      <w:t>2024-11-30</w:t>
       <w:br/>
       <w:br/>
     </w:r>

--- a/klagomål/A 42502-2024 FSC-klagomål.docx
+++ b/klagomål/A 42502-2024 FSC-klagomål.docx
@@ -1017,7 +1017,7 @@
     <w:r>
       <w:tab/>
       <w:tab/>
-      <w:t>2024-11-30</w:t>
+      <w:t>2024-12-01</w:t>
       <w:br/>
       <w:br/>
     </w:r>

--- a/klagomål/A 42502-2024 FSC-klagomål.docx
+++ b/klagomål/A 42502-2024 FSC-klagomål.docx
@@ -1017,7 +1017,7 @@
     <w:r>
       <w:tab/>
       <w:tab/>
-      <w:t>2024-12-01</w:t>
+      <w:t>2024-12-02</w:t>
       <w:br/>
       <w:br/>
     </w:r>

--- a/klagomål/A 42502-2024 FSC-klagomål.docx
+++ b/klagomål/A 42502-2024 FSC-klagomål.docx
@@ -163,7 +163,7 @@
         <w:pStyle w:val="Title"/>
       </w:pPr>
       <w:r>
-        <w:t>Inledande FSC- /PEFC-klagomål - information om höga naturvärden och fridlysta arter i avverkningsanmälan A 42502-2024 i Arjeplogs kommun</w:t>
+        <w:t>Inledande FSC- /PEFC-klagomål – information om höga naturvärden och fridlysta arter i avverkningsanmälan A 42502-2024 i Arjeplogs kommun</w:t>
       </w:r>
     </w:p>
     <w:p>
@@ -173,7 +173,7 @@
     </w:p>
     <w:p>
       <w:r>
-        <w:t>Nedan presenteras fynd av naturvårdsarter och fridlysta arter som gjorts i det avverkningsanmälda området, samt relevanta utdrag ur standarderna för FSC, Chain of Custody, Controlled Wood och PEFC. I BILAGA 1 finns artfakta om fridlysta arter.</w:t>
+        <w:t>Nedan presenteras fynd av naturvårdsarter och fridlysta arter som gjorts i det avverkningsanmälda området, samt relevanta utdrag ur standarderna för FSC, Chain of Custody, Controlled Wood och PEFC. I BILAGA 1 finns artfakta om fridlysta och rödlistade arter.</w:t>
       </w:r>
     </w:p>
     <w:p>
@@ -247,30 +247,14 @@
       </w:r>
     </w:p>
     <w:p>
-      <w:pPr>
-        <w:pStyle w:val="Heading1"/>
-      </w:pPr>
-      <w:r>
-        <w:t>Fridlysta arter</w:t>
-      </w:r>
-    </w:p>
-    <w:p>
-      <w:r>
-        <w:t>Följande fridlysta arter har sina livsmiljöer och växtplatser i den avverkningsanmälda skogen: tallbit (VU, §4), talltita (NT, §4) och tretåig hackspett (NT, §4).</w:t>
-      </w:r>
-    </w:p>
-    <w:p>
-      <w:r>
-        <w:t xml:space="preserve">Observera att medlemsländerna är skyldiga att agera i enlighet med EU:s fågeldirektiv där det uttryckligen står att direktivet gäller för fåglar samt för deras ägg, bon och </w:t>
-      </w:r>
       <w:r>
         <w:rPr>
           <w:b/>
         </w:rPr>
-        <w:t xml:space="preserve">livsmiljöer </w:t>
-      </w:r>
-      <w:r>
-        <w:t>(artikel 1). Vidare att de åtgärder som vidtas inte får leda till en försämring av den nuvarande situationen beträffande bevarandet av de fågelarter som avses i artikel 1 (artikel 13). Fågeldirektivet är styrande för tillsynsansvariga myndigheters ärendehantering, ställningstaganden och beslutsfattande.</w:t>
+        <w:t>Doftskinn (NT)</w:t>
+      </w:r>
+      <w:r>
+        <w:t>, rödlistad som nära hotad, är en mycket bra signalart för boreal granskog och indikerar ett gran-skogsekosystem med lång kontinuitet av grova lågor. Arten är placerad i toppen av Skogsstyrelsens värdepyramid för bedömning av skog med höga naturvärden och har klassats som en “urskogsindikator”, då den förekommer med ett tydligt optimum i helt eller nästan helt orörda skogar (Nitare &amp; Skogsstyrelsen, 2019).</w:t>
       </w:r>
     </w:p>
     <w:p>
@@ -278,10 +262,10 @@
         <w:rPr>
           <w:b/>
         </w:rPr>
-        <w:t>Talltita (NT, §4)</w:t>
-      </w:r>
-      <w:r>
-        <w:t>, rödlistad som nära hotad och prioriterad art i Skogsvårdslagen har häckningsrevir i anmälan.  Arten har minskat kraftigt de senaste 30 åren och minskningstakten innevarande 10-årsperiod beräknas till 20 (10-30) %. Talltitan är synnerligen trogen sitt cirka 15 hektar stora revir och är beroende av flerskiktade olikåldriga skogar för att kunna föda upp sina ungar. Talltitan försvinner om dess livsmiljö kalavverkas (Eggers &amp; Low (2014); Ekman (1979); Griesser et al (2007); Klein (2020); Siffczyk et al (2003); SLU Artdatabanken (2021).</w:t>
+        <w:t>Rosenticka (NT)</w:t>
+      </w:r>
+      <w:r>
+        <w:t>, rödlistad som nära hotad, ingår i en karaktäristisk association av vedsvampar som växer på gamla, grova granlågor i urskogsartade barrskogar. Den är placerad i toppen av Skogsstyrelsens värdepyramid för bedömning av skog med höga naturvärden och indikerar ett granskogsekosystem med långvarig kontinuitet av grova lågor. Artens beroende av grova granlågor innebär att alla skogsskötselåtgärder på eller i omedelbar närhet av lokalerna utgör ett hot på lång sikt. Det är angeläget att populationerna inte ytterligare glesas ut och ett tillräckligt antal områden där arten nu finns måste sparas för framtiden (Nitare &amp; Skogsstyrelsen, 2019; SLU Artdatabanken, 2024).</w:t>
       </w:r>
     </w:p>
     <w:p>
@@ -289,15 +273,34 @@
         <w:rPr>
           <w:b/>
         </w:rPr>
-        <w:t>Tretåig hackspett (NT, §4)</w:t>
-      </w:r>
-      <w:r>
-        <w:t xml:space="preserve"> är rödlistad som nära hotad och ingår i bilaga 1 i EU:s fågeldirektiv. Tretåig hackspett är för sin överlevnad beroende av kontinuerlig tillförsel av äldre döende och död ved, som sker genom naturliga självgallringsprocesser i äldre grannaturskogar och barrblandade naturskogar. Om en skog genom skogsbruk gallras eller glesas ur så upphör och uteblir i stort sett den naturliga självgallringsprocessen för mycket lång tid framöver vilket omöjliggör upprätthållandet av den kontinuerliga ekologiska funktionen i ett område. Det finns studier som visar att naturskogens självgallringsprocess som den tretåiga hackspetten är beroende av, inte kan ersättas med efterlämnad hänsyn i skogsbruket (Imbeau &amp; Desrochers, 2002). Storleken på häckningsreviret varierar med skogstypen, förekomsten av död ved och graden av fragmentering, men är i allmänhet i storleksordningen 25–100 hektar. Vintertid krävs ofta betydligt större områden och det finns studier som antyder att arten behöver minst 100 hektar äldre skog. I områden med låg bonitet kan det behövas över 200 hektar lämpligt habitat för att ett par ska kunna reproducera sig (Skogsstyrelsen, 2016).</w:t>
+        <w:t>Rynkskinn (VU)</w:t>
+      </w:r>
+      <w:r>
+        <w:t>, rödlistad som sårbar, är en vednedbrytare som växer på grova granlågor och ingår i en karaktäristisk association av vedsvampar knutna till urskogsartade barrskogar. Den har klassificerats som en “urskogsindikator” och är placerad i toppen av Skogsstyrelsens värdepyramid för bedömning av skog med höga naturvärden. Allt tyder på att rynkskinn är mycket känslig för skogliga ingrepp (Nitare &amp; Skogsstyrelsen, 2019; SLU Artdatabanken, 2024).</w:t>
       </w:r>
     </w:p>
     <w:p>
       <w:r>
-        <w:t>I BILAGA 1 finns mer detaljerad information om ekologi samt krav på livsmiljö hos fridlysta arter.</w:t>
+        <w:rPr>
+          <w:b/>
+        </w:rPr>
+        <w:t xml:space="preserve">Ulltickeporing </w:t>
+      </w:r>
+      <w:r>
+        <w:rPr>
+          <w:b/>
+          <w:i/>
+        </w:rPr>
+        <w:t>Skeletocutis brevispora</w:t>
+      </w:r>
+      <w:r>
+        <w:rPr>
+          <w:b/>
+        </w:rPr>
+        <w:t xml:space="preserve"> (VU)</w:t>
+      </w:r>
+      <w:r>
+        <w:t>, rödlistad som sårbar, växer på ullticka (NT) i naturskogsartade granskogar. Avverkning av naturskogslika miljöer och av grova granar där ulltickeporing förekommer är ett direkt hot mot artens fortlevnad. Alla skogliga åtgärder som innebär att lågor och döda eller skadade träd tas bort missgynnar arten. På sikt är minskad tillgång till lämpligt substrat och krympande areal av naturskog ett hot, framförallt råder brist på grov ved som lågor i sena nedbrytningsstadier. Ytterligare fragmentering av skogslandskapet minskar artens möjligheter till spridning. Gamla granskogar som hyser arten undantas helt från skogsbruk (SLU Artdatabanken, 2024).</w:t>
       </w:r>
     </w:p>
     <w:p>
@@ -305,6 +308,60 @@
         <w:pStyle w:val="Heading1"/>
       </w:pPr>
       <w:r>
+        <w:t>Fridlysta arter</w:t>
+      </w:r>
+    </w:p>
+    <w:p>
+      <w:r>
+        <w:t>Följande fridlysta arter har sina livsmiljöer och växtplatser i den avverkningsanmälda skogen: tallbit (VU, §4), talltita (NT, §4) och tretåig hackspett (NT, §4).</w:t>
+      </w:r>
+    </w:p>
+    <w:p>
+      <w:r>
+        <w:t xml:space="preserve">Observera att medlemsländerna är skyldiga att agera i enlighet med EU:s fågeldirektiv där det uttryckligen står att direktivet gäller för fåglar samt för deras ägg, bon och </w:t>
+      </w:r>
+      <w:r>
+        <w:rPr>
+          <w:b/>
+        </w:rPr>
+        <w:t xml:space="preserve">livsmiljöer </w:t>
+      </w:r>
+      <w:r>
+        <w:t>(artikel 1). Vidare att de åtgärder som vidtas inte får leda till en försämring av den nuvarande situationen beträffande bevarandet av de fågelarter som avses i artikel 1 (artikel 13). Fågeldirektivet är styrande för tillsynsansvariga myndigheters ärendehantering, ställningstaganden och beslutsfattande.</w:t>
+      </w:r>
+    </w:p>
+    <w:p>
+      <w:r>
+        <w:rPr>
+          <w:b/>
+        </w:rPr>
+        <w:t>Talltita (NT, §4)</w:t>
+      </w:r>
+      <w:r>
+        <w:t>, rödlistad som nära hotad och prioriterad art i Skogsvårdslagen har häckningsrevir i anmälan. Arten har minskat kraftigt de senaste 30 åren och minskningstakten innevarande 10-årsperiod beräknas till 20 (10–30) %. Talltitan är synnerligen trogen sitt cirka 15 hektar stora revir och är beroende av flerskiktade olikåldriga skogar för att kunna föda upp sina ungar. Talltitan försvinner om dess livsmiljö kalavverkas (Eggers &amp; Low (2014); Ekman (1979); Griesser et al (2007); Klein (2020); Siffczyk et al (2003); SLU Artdatabanken (2021).</w:t>
+      </w:r>
+    </w:p>
+    <w:p>
+      <w:r>
+        <w:rPr>
+          <w:b/>
+        </w:rPr>
+        <w:t>Tretåig hackspett (NT, §4)</w:t>
+      </w:r>
+      <w:r>
+        <w:t xml:space="preserve"> är rödlistad som nära hotad och ingår i bilaga 1 i EU:s fågeldirektiv. Tretåig hackspett är för sin överlevnad beroende av kontinuerlig tillförsel av äldre döende och död ved, som sker genom naturliga självgallringsprocesser i äldre grannaturskogar och barrblandade naturskogar. Om en skog genom skogsbruk gallras eller glesas ur så upphör och uteblir i stort sett den naturliga självgallringsprocessen för mycket lång tid framöver vilket omöjliggör upprätthållandet av den kontinuerliga ekologiska funktionen i ett område. Det finns studier som visar att naturskogens självgallringsprocess som den tretåiga hackspetten är beroende av, inte kan ersättas med efterlämnad hänsyn i skogsbruket (Imbeau &amp; Desrochers, 2002). Storleken på häckningsreviret varierar med skogstypen, förekomsten av död ved och graden av fragmentering, men är i allmänhet i storleksordningen 25–100 hektar. Vintertid krävs ofta betydligt större områden och det finns studier som antyder att arten behöver minst 100 hektar äldre skog. I områden med låg bonitet kan det behövas över 200 hektar lämpligt habitat för att ett par ska kunna reproducera sig (Skogsstyrelsen, 2016).</w:t>
+      </w:r>
+    </w:p>
+    <w:p>
+      <w:r>
+        <w:t>I BILAGA 1 finns mer detaljerad information om ekologi samt krav på livsmiljö hos fridlysta arter.</w:t>
+      </w:r>
+    </w:p>
+    <w:p>
+      <w:pPr>
+        <w:pStyle w:val="Heading1"/>
+      </w:pPr>
+      <w:r>
         <w:t>Certifiering</w:t>
       </w:r>
     </w:p>
@@ -603,7 +660,9 @@
         <w:pStyle w:val="Title"/>
       </w:pPr>
       <w:r>
-        <w:t>BILAGA 1 - Fridlysta arter</w:t>
+        <w:t>BILAGA 1 –</w:t>
+        <w:br/>
+        <w:t>Fridlysta och rödlistade arter</w:t>
       </w:r>
     </w:p>
     <w:p>
@@ -616,7 +675,7 @@
     </w:p>
     <w:p>
       <w:r>
-        <w:t xml:space="preserve">Talltita är rödlistad som NT, fridlyst och prioriterad art i Skogsvårdslagen. Den omfattas av EU:s fågeldirektiv. Arten har minskat kraftigt de senaste 30 åren och minskningstakten innevarande 10-årsperiod beräknas till 20 (10-30) % (SLU Artdatabanken, 2022). </w:t>
+        <w:t xml:space="preserve">Talltita är rödlistad som NT, fridlyst och prioriterad art i Skogsvårdslagen. Den omfattas av EU:s fågeldirektiv. Arten har minskat kraftigt de senaste 30 åren och minskningstakten innevarande 10-årsperiod beräknas till 20 (10–30) % (SLU Artdatabanken, 2022). </w:t>
       </w:r>
     </w:p>
     <w:p>
@@ -639,7 +698,7 @@
         <w:pStyle w:val="Heading2"/>
       </w:pPr>
       <w:r>
-        <w:t>Referenser - talltita</w:t>
+        <w:t>Referenser – talltita</w:t>
       </w:r>
     </w:p>
     <w:p>
@@ -667,7 +726,7 @@
         <w:t xml:space="preserve">Coherence, composition and territories of winter social groups of the Willow Tit Parus montanus and the Crested Tit P. cristatus. </w:t>
       </w:r>
       <w:r>
-        <w:t xml:space="preserve">Ornis Scandinavica, 10, pp 56-68 </w:t>
+        <w:t xml:space="preserve">Ornis Scandinavica, 10, pp 56–68 </w:t>
       </w:r>
     </w:p>
     <w:p>
@@ -774,7 +833,7 @@
         <w:pStyle w:val="Heading2"/>
       </w:pPr>
       <w:r>
-        <w:t>Referenser - tretåig hackspett</w:t>
+        <w:t>Referenser – tretåig hackspett</w:t>
       </w:r>
     </w:p>
     <w:p>
@@ -816,7 +875,7 @@
         <w:t xml:space="preserve">Foraging Ecology and Use of Drumming Trees by Three-Toed Woodpeckers. </w:t>
       </w:r>
       <w:r>
-        <w:t>The Journal of Wildlife Management. Vol. 66, No. 1 (Jan., 2002), pp. 222-231.</w:t>
+        <w:t>The Journal of Wildlife Management. Vol. 66, No. 1 (Jan., 2002), pp. 222–231.</w:t>
       </w:r>
     </w:p>
     <w:p>
@@ -830,7 +889,7 @@
         <w:t xml:space="preserve">Spatial ecology of the three-toed woodpecker in managed forest landscapes. </w:t>
       </w:r>
       <w:r>
-        <w:t>Silva Fennica 36(1): 279-288.</w:t>
+        <w:t>Silva Fennica 36(1): 279–288.</w:t>
       </w:r>
     </w:p>
     <w:p>
@@ -858,7 +917,7 @@
         <w:t xml:space="preserve">Habitat prediction model for three-toed woodpecker and its implications for the conservation of biologically valuable forests. </w:t>
       </w:r>
       <w:r>
-        <w:t>Forest Ecology and Management 258(5): 697-703.</w:t>
+        <w:t>Forest Ecology and Management 258(5): 697–703.</w:t>
       </w:r>
     </w:p>
     <w:p>
@@ -887,6 +946,81 @@
       </w:r>
       <w:r>
         <w:t>Acta Ornithologica 40(1): 53–60.</w:t>
+      </w:r>
+    </w:p>
+    <w:p>
+      <w:r>
+        <w:t>Ulltickeporing – ekologi samt krav på livsmiljön</w:t>
+      </w:r>
+    </w:p>
+    <w:p>
+      <w:r>
+        <w:t xml:space="preserve">Ulltickeporing </w:t>
+      </w:r>
+      <w:r>
+        <w:rPr>
+          <w:i/>
+        </w:rPr>
+        <w:t>Skeletocutis brevispora</w:t>
+      </w:r>
+      <w:r>
+        <w:t xml:space="preserve"> (VU), rödlistad som sårbar, växer på ullticka (NT) i naturskogsartade granskogar. Avverkning av naturskogslika miljöer och av grova granar där ulltickeporing förekommer är ett direkt hot mot artens fortlevnad Alla skogliga åtgärder som innebär att lågor och döda eller skadade träd tas bort missgynnar arten. På sikt är minskad tillgång till lämpligt substrat och krympande areal av naturskog ett hot, framförallt råder brist på grov ved som lågor i sena nedbrytningsstadier. Ytterligare fragmentering av skogslandskapet minskar artens möjligheter till spridning. Gamla granskogar som hyser arten undantas helt från skogsbruk (SLU Artdatabanken, 2024).</w:t>
+      </w:r>
+    </w:p>
+    <w:p>
+      <w:r>
+        <w:t xml:space="preserve">Ulltickeporingen har nyligen delats upp i tre olika arter: </w:t>
+      </w:r>
+      <w:r>
+        <w:rPr>
+          <w:i/>
+        </w:rPr>
+        <w:t xml:space="preserve">Skeletocutis brevispora </w:t>
+      </w:r>
+      <w:r>
+        <w:t>(ulltickeporing)</w:t>
+      </w:r>
+      <w:r>
+        <w:rPr>
+          <w:i/>
+        </w:rPr>
+        <w:t>, Skeletocutis delicata och Skeletocutis exilis</w:t>
+      </w:r>
+      <w:r>
+        <w:t xml:space="preserve"> (Miettinen &amp; Niemelä, 2018). Skeletocutis delicata och Skeletocutis exilis står för närvarande (2020) som ej bedömda i rödlistan.</w:t>
+      </w:r>
+    </w:p>
+    <w:p>
+      <w:r>
+        <w:t>Referenser – ulltickeporing</w:t>
+      </w:r>
+    </w:p>
+    <w:p>
+      <w:r>
+        <w:t xml:space="preserve">Miettinen, O. &amp; Niemelä, T., 2018. </w:t>
+      </w:r>
+      <w:r>
+        <w:rPr>
+          <w:i/>
+        </w:rPr>
+        <w:t>Two new temperate polypore species of Skeletocutis (Polyporales, Basidiomycota)</w:t>
+      </w:r>
+      <w:r>
+        <w:t>. Ann. Bot. Fennici 55: 195–206.</w:t>
+      </w:r>
+    </w:p>
+    <w:p>
+      <w:r>
+        <w:t xml:space="preserve">SLU Artdatabanken, 2024. </w:t>
+      </w:r>
+      <w:r>
+        <w:rPr>
+          <w:i/>
+        </w:rPr>
+        <w:t xml:space="preserve">Artfaktablad. Naturvård – artfakta. </w:t>
+      </w:r>
+      <w:r>
+        <w:t>SLU Artdatabanken, Uppsala</w:t>
       </w:r>
     </w:p>
     <w:sectPr>
@@ -1017,7 +1151,7 @@
     <w:r>
       <w:tab/>
       <w:tab/>
-      <w:t>2024-12-02</w:t>
+      <w:t>2024-12-03</w:t>
       <w:br/>
       <w:br/>
     </w:r>

--- a/klagomål/A 42502-2024 FSC-klagomål.docx
+++ b/klagomål/A 42502-2024 FSC-klagomål.docx
@@ -1151,7 +1151,7 @@
     <w:r>
       <w:tab/>
       <w:tab/>
-      <w:t>2024-12-03</w:t>
+      <w:t>2024-12-04</w:t>
       <w:br/>
       <w:br/>
     </w:r>

--- a/klagomål/A 42502-2024 FSC-klagomål.docx
+++ b/klagomål/A 42502-2024 FSC-klagomål.docx
@@ -1151,7 +1151,7 @@
     <w:r>
       <w:tab/>
       <w:tab/>
-      <w:t>2024-12-04</w:t>
+      <w:t>2024-12-05</w:t>
       <w:br/>
       <w:br/>
     </w:r>

--- a/klagomål/A 42502-2024 FSC-klagomål.docx
+++ b/klagomål/A 42502-2024 FSC-klagomål.docx
@@ -1151,7 +1151,7 @@
     <w:r>
       <w:tab/>
       <w:tab/>
-      <w:t>2024-12-05</w:t>
+      <w:t>2024-12-07</w:t>
       <w:br/>
       <w:br/>
     </w:r>

--- a/klagomål/A 42502-2024 FSC-klagomål.docx
+++ b/klagomål/A 42502-2024 FSC-klagomål.docx
@@ -1151,7 +1151,7 @@
     <w:r>
       <w:tab/>
       <w:tab/>
-      <w:t>2024-12-07</w:t>
+      <w:t>2024-12-08</w:t>
       <w:br/>
       <w:br/>
     </w:r>

--- a/klagomål/A 42502-2024 FSC-klagomål.docx
+++ b/klagomål/A 42502-2024 FSC-klagomål.docx
@@ -1151,7 +1151,7 @@
     <w:r>
       <w:tab/>
       <w:tab/>
-      <w:t>2024-12-08</w:t>
+      <w:t>2024-12-09</w:t>
       <w:br/>
       <w:br/>
     </w:r>

--- a/klagomål/A 42502-2024 FSC-klagomål.docx
+++ b/klagomål/A 42502-2024 FSC-klagomål.docx
@@ -1151,7 +1151,7 @@
     <w:r>
       <w:tab/>
       <w:tab/>
-      <w:t>2024-12-09</w:t>
+      <w:t>2024-12-10</w:t>
       <w:br/>
       <w:br/>
     </w:r>

--- a/klagomål/A 42502-2024 FSC-klagomål.docx
+++ b/klagomål/A 42502-2024 FSC-klagomål.docx
@@ -1151,7 +1151,7 @@
     <w:r>
       <w:tab/>
       <w:tab/>
-      <w:t>2024-12-10</w:t>
+      <w:t>2024-12-11</w:t>
       <w:br/>
       <w:br/>
     </w:r>

--- a/klagomål/A 42502-2024 FSC-klagomål.docx
+++ b/klagomål/A 42502-2024 FSC-klagomål.docx
@@ -1151,7 +1151,7 @@
     <w:r>
       <w:tab/>
       <w:tab/>
-      <w:t>2024-12-11</w:t>
+      <w:t>2024-12-12</w:t>
       <w:br/>
       <w:br/>
     </w:r>

--- a/klagomål/A 42502-2024 FSC-klagomål.docx
+++ b/klagomål/A 42502-2024 FSC-klagomål.docx
@@ -1151,7 +1151,7 @@
     <w:r>
       <w:tab/>
       <w:tab/>
-      <w:t>2024-12-12</w:t>
+      <w:t>2024-12-13</w:t>
       <w:br/>
       <w:br/>
     </w:r>

--- a/klagomål/A 42502-2024 FSC-klagomål.docx
+++ b/klagomål/A 42502-2024 FSC-klagomål.docx
@@ -1151,7 +1151,7 @@
     <w:r>
       <w:tab/>
       <w:tab/>
-      <w:t>2024-12-13</w:t>
+      <w:t>2024-12-14</w:t>
       <w:br/>
       <w:br/>
     </w:r>

--- a/klagomål/A 42502-2024 FSC-klagomål.docx
+++ b/klagomål/A 42502-2024 FSC-klagomål.docx
@@ -1151,7 +1151,7 @@
     <w:r>
       <w:tab/>
       <w:tab/>
-      <w:t>2024-12-14</w:t>
+      <w:t>2024-12-15</w:t>
       <w:br/>
       <w:br/>
     </w:r>

--- a/klagomål/A 42502-2024 FSC-klagomål.docx
+++ b/klagomål/A 42502-2024 FSC-klagomål.docx
@@ -1151,7 +1151,7 @@
     <w:r>
       <w:tab/>
       <w:tab/>
-      <w:t>2024-12-15</w:t>
+      <w:t>2024-12-16</w:t>
       <w:br/>
       <w:br/>
     </w:r>

--- a/klagomål/A 42502-2024 FSC-klagomål.docx
+++ b/klagomål/A 42502-2024 FSC-klagomål.docx
@@ -1151,7 +1151,7 @@
     <w:r>
       <w:tab/>
       <w:tab/>
-      <w:t>2024-12-16</w:t>
+      <w:t>2024-12-17</w:t>
       <w:br/>
       <w:br/>
     </w:r>

--- a/klagomål/A 42502-2024 FSC-klagomål.docx
+++ b/klagomål/A 42502-2024 FSC-klagomål.docx
@@ -1151,7 +1151,7 @@
     <w:r>
       <w:tab/>
       <w:tab/>
-      <w:t>2024-12-17</w:t>
+      <w:t>2024-12-18</w:t>
       <w:br/>
       <w:br/>
     </w:r>

--- a/klagomål/A 42502-2024 FSC-klagomål.docx
+++ b/klagomål/A 42502-2024 FSC-klagomål.docx
@@ -1151,7 +1151,7 @@
     <w:r>
       <w:tab/>
       <w:tab/>
-      <w:t>2024-12-18</w:t>
+      <w:t>2024-12-19</w:t>
       <w:br/>
       <w:br/>
     </w:r>

--- a/klagomål/A 42502-2024 FSC-klagomål.docx
+++ b/klagomål/A 42502-2024 FSC-klagomål.docx
@@ -1151,7 +1151,7 @@
     <w:r>
       <w:tab/>
       <w:tab/>
-      <w:t>2024-12-19</w:t>
+      <w:t>2024-12-20</w:t>
       <w:br/>
       <w:br/>
     </w:r>

--- a/klagomål/A 42502-2024 FSC-klagomål.docx
+++ b/klagomål/A 42502-2024 FSC-klagomål.docx
@@ -1151,7 +1151,7 @@
     <w:r>
       <w:tab/>
       <w:tab/>
-      <w:t>2024-12-31</w:t>
+      <w:t>2025-01-01</w:t>
       <w:br/>
       <w:br/>
     </w:r>

--- a/klagomål/A 42502-2024 FSC-klagomål.docx
+++ b/klagomål/A 42502-2024 FSC-klagomål.docx
@@ -1151,7 +1151,7 @@
     <w:r>
       <w:tab/>
       <w:tab/>
-      <w:t>2025-01-01</w:t>
+      <w:t>2025-01-02</w:t>
       <w:br/>
       <w:br/>
     </w:r>

--- a/klagomål/A 42502-2024 FSC-klagomål.docx
+++ b/klagomål/A 42502-2024 FSC-klagomål.docx
@@ -1151,7 +1151,7 @@
     <w:r>
       <w:tab/>
       <w:tab/>
-      <w:t>2025-01-02</w:t>
+      <w:t>2025-01-03</w:t>
       <w:br/>
       <w:br/>
     </w:r>

--- a/klagomål/A 42502-2024 FSC-klagomål.docx
+++ b/klagomål/A 42502-2024 FSC-klagomål.docx
@@ -1256,7 +1256,7 @@
     <w:r>
       <w:tab/>
       <w:tab/>
-      <w:t>2025-01-30</w:t>
+      <w:t>2025-01-31</w:t>
       <w:br/>
       <w:br/>
     </w:r>

--- a/klagomål/A 42502-2024 FSC-klagomål.docx
+++ b/klagomål/A 42502-2024 FSC-klagomål.docx
@@ -1256,7 +1256,7 @@
     <w:r>
       <w:tab/>
       <w:tab/>
-      <w:t>2025-01-31</w:t>
+      <w:t>2025-02-02</w:t>
       <w:br/>
       <w:br/>
     </w:r>

--- a/klagomål/A 42502-2024 FSC-klagomål.docx
+++ b/klagomål/A 42502-2024 FSC-klagomål.docx
@@ -1256,7 +1256,7 @@
     <w:r>
       <w:tab/>
       <w:tab/>
-      <w:t>2025-02-02</w:t>
+      <w:t>2025-02-03</w:t>
       <w:br/>
       <w:br/>
     </w:r>

--- a/klagomål/A 42502-2024 FSC-klagomål.docx
+++ b/klagomål/A 42502-2024 FSC-klagomål.docx
@@ -1256,7 +1256,7 @@
     <w:r>
       <w:tab/>
       <w:tab/>
-      <w:t>2025-02-03</w:t>
+      <w:t>2025-02-04</w:t>
       <w:br/>
       <w:br/>
     </w:r>

--- a/klagomål/A 42502-2024 FSC-klagomål.docx
+++ b/klagomål/A 42502-2024 FSC-klagomål.docx
@@ -1256,7 +1256,7 @@
     <w:r>
       <w:tab/>
       <w:tab/>
-      <w:t>2025-02-04</w:t>
+      <w:t>2025-02-05</w:t>
       <w:br/>
       <w:br/>
     </w:r>

--- a/klagomål/A 42502-2024 FSC-klagomål.docx
+++ b/klagomål/A 42502-2024 FSC-klagomål.docx
@@ -1256,7 +1256,7 @@
     <w:r>
       <w:tab/>
       <w:tab/>
-      <w:t>2025-02-05</w:t>
+      <w:t>2025-02-06</w:t>
       <w:br/>
       <w:br/>
     </w:r>

--- a/klagomål/A 42502-2024 FSC-klagomål.docx
+++ b/klagomål/A 42502-2024 FSC-klagomål.docx
@@ -1256,7 +1256,7 @@
     <w:r>
       <w:tab/>
       <w:tab/>
-      <w:t>2025-02-06</w:t>
+      <w:t>2025-02-07</w:t>
       <w:br/>
       <w:br/>
     </w:r>

--- a/klagomål/A 42502-2024 FSC-klagomål.docx
+++ b/klagomål/A 42502-2024 FSC-klagomål.docx
@@ -1256,7 +1256,7 @@
     <w:r>
       <w:tab/>
       <w:tab/>
-      <w:t>2025-02-07</w:t>
+      <w:t>2025-02-08</w:t>
       <w:br/>
       <w:br/>
     </w:r>

--- a/klagomål/A 42502-2024 FSC-klagomål.docx
+++ b/klagomål/A 42502-2024 FSC-klagomål.docx
@@ -1256,7 +1256,7 @@
     <w:r>
       <w:tab/>
       <w:tab/>
-      <w:t>2025-02-08</w:t>
+      <w:t>2025-02-09</w:t>
       <w:br/>
       <w:br/>
     </w:r>

--- a/klagomål/A 42502-2024 FSC-klagomål.docx
+++ b/klagomål/A 42502-2024 FSC-klagomål.docx
@@ -1256,7 +1256,7 @@
     <w:r>
       <w:tab/>
       <w:tab/>
-      <w:t>2025-02-09</w:t>
+      <w:t>2025-02-10</w:t>
       <w:br/>
       <w:br/>
     </w:r>

--- a/klagomål/A 42502-2024 FSC-klagomål.docx
+++ b/klagomål/A 42502-2024 FSC-klagomål.docx
@@ -1256,7 +1256,7 @@
     <w:r>
       <w:tab/>
       <w:tab/>
-      <w:t>2025-02-10</w:t>
+      <w:t>2025-02-11</w:t>
       <w:br/>
       <w:br/>
     </w:r>

--- a/klagomål/A 42502-2024 FSC-klagomål.docx
+++ b/klagomål/A 42502-2024 FSC-klagomål.docx
@@ -1256,7 +1256,7 @@
     <w:r>
       <w:tab/>
       <w:tab/>
-      <w:t>2025-02-11</w:t>
+      <w:t>2025-02-12</w:t>
       <w:br/>
       <w:br/>
     </w:r>

--- a/klagomål/A 42502-2024 FSC-klagomål.docx
+++ b/klagomål/A 42502-2024 FSC-klagomål.docx
@@ -1256,7 +1256,7 @@
     <w:r>
       <w:tab/>
       <w:tab/>
-      <w:t>2025-02-12</w:t>
+      <w:t>2025-02-13</w:t>
       <w:br/>
       <w:br/>
     </w:r>

--- a/klagomål/A 42502-2024 FSC-klagomål.docx
+++ b/klagomål/A 42502-2024 FSC-klagomål.docx
@@ -1256,7 +1256,7 @@
     <w:r>
       <w:tab/>
       <w:tab/>
-      <w:t>2025-02-13</w:t>
+      <w:t>2025-02-14</w:t>
       <w:br/>
       <w:br/>
     </w:r>

--- a/klagomål/A 42502-2024 FSC-klagomål.docx
+++ b/klagomål/A 42502-2024 FSC-klagomål.docx
@@ -1256,7 +1256,7 @@
     <w:r>
       <w:tab/>
       <w:tab/>
-      <w:t>2025-02-14</w:t>
+      <w:t>2025-02-15</w:t>
       <w:br/>
       <w:br/>
     </w:r>

--- a/klagomål/A 42502-2024 FSC-klagomål.docx
+++ b/klagomål/A 42502-2024 FSC-klagomål.docx
@@ -1256,7 +1256,7 @@
     <w:r>
       <w:tab/>
       <w:tab/>
-      <w:t>2025-02-15</w:t>
+      <w:t>2025-02-16</w:t>
       <w:br/>
       <w:br/>
     </w:r>

--- a/klagomål/A 42502-2024 FSC-klagomål.docx
+++ b/klagomål/A 42502-2024 FSC-klagomål.docx
@@ -1256,7 +1256,7 @@
     <w:r>
       <w:tab/>
       <w:tab/>
-      <w:t>2025-02-16</w:t>
+      <w:t>2025-02-17</w:t>
       <w:br/>
       <w:br/>
     </w:r>

--- a/klagomål/A 42502-2024 FSC-klagomål.docx
+++ b/klagomål/A 42502-2024 FSC-klagomål.docx
@@ -1256,7 +1256,7 @@
     <w:r>
       <w:tab/>
       <w:tab/>
-      <w:t>2025-02-17</w:t>
+      <w:t>2025-02-18</w:t>
       <w:br/>
       <w:br/>
     </w:r>

--- a/klagomål/A 42502-2024 FSC-klagomål.docx
+++ b/klagomål/A 42502-2024 FSC-klagomål.docx
@@ -1256,7 +1256,7 @@
     <w:r>
       <w:tab/>
       <w:tab/>
-      <w:t>2025-02-18</w:t>
+      <w:t>2025-02-19</w:t>
       <w:br/>
       <w:br/>
     </w:r>

--- a/klagomål/A 42502-2024 FSC-klagomål.docx
+++ b/klagomål/A 42502-2024 FSC-klagomål.docx
@@ -1256,7 +1256,7 @@
     <w:r>
       <w:tab/>
       <w:tab/>
-      <w:t>2025-02-19</w:t>
+      <w:t>2025-02-20</w:t>
       <w:br/>
       <w:br/>
     </w:r>

--- a/klagomål/A 42502-2024 FSC-klagomål.docx
+++ b/klagomål/A 42502-2024 FSC-klagomål.docx
@@ -1256,7 +1256,7 @@
     <w:r>
       <w:tab/>
       <w:tab/>
-      <w:t>2025-02-20</w:t>
+      <w:t>2025-02-21</w:t>
       <w:br/>
       <w:br/>
     </w:r>

--- a/klagomål/A 42502-2024 FSC-klagomål.docx
+++ b/klagomål/A 42502-2024 FSC-klagomål.docx
@@ -1256,7 +1256,7 @@
     <w:r>
       <w:tab/>
       <w:tab/>
-      <w:t>2025-02-21</w:t>
+      <w:t>2025-02-22</w:t>
       <w:br/>
       <w:br/>
     </w:r>

--- a/klagomål/A 42502-2024 FSC-klagomål.docx
+++ b/klagomål/A 42502-2024 FSC-klagomål.docx
@@ -1256,7 +1256,7 @@
     <w:r>
       <w:tab/>
       <w:tab/>
-      <w:t>2025-02-22</w:t>
+      <w:t>2025-02-23</w:t>
       <w:br/>
       <w:br/>
     </w:r>

--- a/klagomål/A 42502-2024 FSC-klagomål.docx
+++ b/klagomål/A 42502-2024 FSC-klagomål.docx
@@ -1256,7 +1256,7 @@
     <w:r>
       <w:tab/>
       <w:tab/>
-      <w:t>2025-02-23</w:t>
+      <w:t>2025-02-24</w:t>
       <w:br/>
       <w:br/>
     </w:r>

--- a/klagomål/A 42502-2024 FSC-klagomål.docx
+++ b/klagomål/A 42502-2024 FSC-klagomål.docx
@@ -1256,7 +1256,7 @@
     <w:r>
       <w:tab/>
       <w:tab/>
-      <w:t>2025-02-24</w:t>
+      <w:t>2025-02-25</w:t>
       <w:br/>
       <w:br/>
     </w:r>

--- a/klagomål/A 42502-2024 FSC-klagomål.docx
+++ b/klagomål/A 42502-2024 FSC-klagomål.docx
@@ -1256,7 +1256,7 @@
     <w:r>
       <w:tab/>
       <w:tab/>
-      <w:t>2025-03-02</w:t>
+      <w:t>2025-03-03</w:t>
       <w:br/>
       <w:br/>
     </w:r>

--- a/klagomål/A 42502-2024 FSC-klagomål.docx
+++ b/klagomål/A 42502-2024 FSC-klagomål.docx
@@ -1256,7 +1256,7 @@
     <w:r>
       <w:tab/>
       <w:tab/>
-      <w:t>2025-03-03</w:t>
+      <w:t>2025-03-04</w:t>
       <w:br/>
       <w:br/>
     </w:r>

--- a/klagomål/A 42502-2024 FSC-klagomål.docx
+++ b/klagomål/A 42502-2024 FSC-klagomål.docx
@@ -1256,7 +1256,7 @@
     <w:r>
       <w:tab/>
       <w:tab/>
-      <w:t>2025-03-04</w:t>
+      <w:t>2025-03-05</w:t>
       <w:br/>
       <w:br/>
     </w:r>

--- a/klagomål/A 42502-2024 FSC-klagomål.docx
+++ b/klagomål/A 42502-2024 FSC-klagomål.docx
@@ -1256,7 +1256,7 @@
     <w:r>
       <w:tab/>
       <w:tab/>
-      <w:t>2025-03-05</w:t>
+      <w:t>2025-03-06</w:t>
       <w:br/>
       <w:br/>
     </w:r>

--- a/klagomål/A 42502-2024 FSC-klagomål.docx
+++ b/klagomål/A 42502-2024 FSC-klagomål.docx
@@ -1256,7 +1256,7 @@
     <w:r>
       <w:tab/>
       <w:tab/>
-      <w:t>2025-03-06</w:t>
+      <w:t>2025-03-07</w:t>
       <w:br/>
       <w:br/>
     </w:r>

--- a/klagomål/A 42502-2024 FSC-klagomål.docx
+++ b/klagomål/A 42502-2024 FSC-klagomål.docx
@@ -1256,7 +1256,7 @@
     <w:r>
       <w:tab/>
       <w:tab/>
-      <w:t>2025-03-07</w:t>
+      <w:t>2025-03-08</w:t>
       <w:br/>
       <w:br/>
     </w:r>

--- a/klagomål/A 42502-2024 FSC-klagomål.docx
+++ b/klagomål/A 42502-2024 FSC-klagomål.docx
@@ -1256,7 +1256,7 @@
     <w:r>
       <w:tab/>
       <w:tab/>
-      <w:t>2025-03-08</w:t>
+      <w:t>2025-03-09</w:t>
       <w:br/>
       <w:br/>
     </w:r>

--- a/klagomål/A 42502-2024 FSC-klagomål.docx
+++ b/klagomål/A 42502-2024 FSC-klagomål.docx
@@ -1256,7 +1256,7 @@
     <w:r>
       <w:tab/>
       <w:tab/>
-      <w:t>2025-03-09</w:t>
+      <w:t>2025-03-10</w:t>
       <w:br/>
       <w:br/>
     </w:r>

--- a/klagomål/A 42502-2024 FSC-klagomål.docx
+++ b/klagomål/A 42502-2024 FSC-klagomål.docx
@@ -1256,7 +1256,7 @@
     <w:r>
       <w:tab/>
       <w:tab/>
-      <w:t>2025-03-10</w:t>
+      <w:t>2025-03-11</w:t>
       <w:br/>
       <w:br/>
     </w:r>

--- a/klagomål/A 42502-2024 FSC-klagomål.docx
+++ b/klagomål/A 42502-2024 FSC-klagomål.docx
@@ -1256,7 +1256,7 @@
     <w:r>
       <w:tab/>
       <w:tab/>
-      <w:t>2025-03-11</w:t>
+      <w:t>2025-03-12</w:t>
       <w:br/>
       <w:br/>
     </w:r>

--- a/klagomål/A 42502-2024 FSC-klagomål.docx
+++ b/klagomål/A 42502-2024 FSC-klagomål.docx
@@ -1256,7 +1256,7 @@
     <w:r>
       <w:tab/>
       <w:tab/>
-      <w:t>2025-03-12</w:t>
+      <w:t>2025-03-13</w:t>
       <w:br/>
       <w:br/>
     </w:r>

--- a/klagomål/A 42502-2024 FSC-klagomål.docx
+++ b/klagomål/A 42502-2024 FSC-klagomål.docx
@@ -1256,7 +1256,7 @@
     <w:r>
       <w:tab/>
       <w:tab/>
-      <w:t>2025-03-13</w:t>
+      <w:t>2025-03-14</w:t>
       <w:br/>
       <w:br/>
     </w:r>

--- a/klagomål/A 42502-2024 FSC-klagomål.docx
+++ b/klagomål/A 42502-2024 FSC-klagomål.docx
@@ -1256,7 +1256,7 @@
     <w:r>
       <w:tab/>
       <w:tab/>
-      <w:t>2025-03-14</w:t>
+      <w:t>2025-03-15</w:t>
       <w:br/>
       <w:br/>
     </w:r>

--- a/klagomål/A 42502-2024 FSC-klagomål.docx
+++ b/klagomål/A 42502-2024 FSC-klagomål.docx
@@ -1256,7 +1256,7 @@
     <w:r>
       <w:tab/>
       <w:tab/>
-      <w:t>2025-03-15</w:t>
+      <w:t>2025-03-16</w:t>
       <w:br/>
       <w:br/>
     </w:r>

--- a/klagomål/A 42502-2024 FSC-klagomål.docx
+++ b/klagomål/A 42502-2024 FSC-klagomål.docx
@@ -1256,7 +1256,7 @@
     <w:r>
       <w:tab/>
       <w:tab/>
-      <w:t>2025-03-16</w:t>
+      <w:t>2025-03-17</w:t>
       <w:br/>
       <w:br/>
     </w:r>

--- a/klagomål/A 42502-2024 FSC-klagomål.docx
+++ b/klagomål/A 42502-2024 FSC-klagomål.docx
@@ -1256,7 +1256,7 @@
     <w:r>
       <w:tab/>
       <w:tab/>
-      <w:t>2025-03-17</w:t>
+      <w:t>2025-03-18</w:t>
       <w:br/>
       <w:br/>
     </w:r>

--- a/klagomål/A 42502-2024 FSC-klagomål.docx
+++ b/klagomål/A 42502-2024 FSC-klagomål.docx
@@ -1256,7 +1256,7 @@
     <w:r>
       <w:tab/>
       <w:tab/>
-      <w:t>2025-03-18</w:t>
+      <w:t>2025-03-19</w:t>
       <w:br/>
       <w:br/>
     </w:r>

--- a/klagomål/A 42502-2024 FSC-klagomål.docx
+++ b/klagomål/A 42502-2024 FSC-klagomål.docx
@@ -1256,7 +1256,7 @@
     <w:r>
       <w:tab/>
       <w:tab/>
-      <w:t>2025-03-19</w:t>
+      <w:t>2025-03-20</w:t>
       <w:br/>
       <w:br/>
     </w:r>

--- a/klagomål/A 42502-2024 FSC-klagomål.docx
+++ b/klagomål/A 42502-2024 FSC-klagomål.docx
@@ -1256,7 +1256,7 @@
     <w:r>
       <w:tab/>
       <w:tab/>
-      <w:t>2025-03-20</w:t>
+      <w:t>2025-03-21</w:t>
       <w:br/>
       <w:br/>
     </w:r>

--- a/klagomål/A 42502-2024 FSC-klagomål.docx
+++ b/klagomål/A 42502-2024 FSC-klagomål.docx
@@ -1256,7 +1256,7 @@
     <w:r>
       <w:tab/>
       <w:tab/>
-      <w:t>2025-03-21</w:t>
+      <w:t>2025-03-22</w:t>
       <w:br/>
       <w:br/>
     </w:r>

--- a/klagomål/A 42502-2024 FSC-klagomål.docx
+++ b/klagomål/A 42502-2024 FSC-klagomål.docx
@@ -1256,7 +1256,7 @@
     <w:r>
       <w:tab/>
       <w:tab/>
-      <w:t>2025-03-22</w:t>
+      <w:t>2025-03-23</w:t>
       <w:br/>
       <w:br/>
     </w:r>

--- a/klagomål/A 42502-2024 FSC-klagomål.docx
+++ b/klagomål/A 42502-2024 FSC-klagomål.docx
@@ -1256,7 +1256,7 @@
     <w:r>
       <w:tab/>
       <w:tab/>
-      <w:t>2025-03-23</w:t>
+      <w:t>2025-03-24</w:t>
       <w:br/>
       <w:br/>
     </w:r>

--- a/klagomål/A 42502-2024 FSC-klagomål.docx
+++ b/klagomål/A 42502-2024 FSC-klagomål.docx
@@ -1256,7 +1256,7 @@
     <w:r>
       <w:tab/>
       <w:tab/>
-      <w:t>2025-03-24</w:t>
+      <w:t>2025-03-25</w:t>
       <w:br/>
       <w:br/>
     </w:r>

--- a/klagomål/A 42502-2024 FSC-klagomål.docx
+++ b/klagomål/A 42502-2024 FSC-klagomål.docx
@@ -1256,7 +1256,7 @@
     <w:r>
       <w:tab/>
       <w:tab/>
-      <w:t>2025-03-25</w:t>
+      <w:t>2025-03-26</w:t>
       <w:br/>
       <w:br/>
     </w:r>

--- a/klagomål/A 42502-2024 FSC-klagomål.docx
+++ b/klagomål/A 42502-2024 FSC-klagomål.docx
@@ -1256,7 +1256,7 @@
     <w:r>
       <w:tab/>
       <w:tab/>
-      <w:t>2025-03-26</w:t>
+      <w:t>2025-03-27</w:t>
       <w:br/>
       <w:br/>
     </w:r>

--- a/klagomål/A 42502-2024 FSC-klagomål.docx
+++ b/klagomål/A 42502-2024 FSC-klagomål.docx
@@ -1256,7 +1256,7 @@
     <w:r>
       <w:tab/>
       <w:tab/>
-      <w:t>2025-03-27</w:t>
+      <w:t>2025-03-28</w:t>
       <w:br/>
       <w:br/>
     </w:r>

--- a/klagomål/A 42502-2024 FSC-klagomål.docx
+++ b/klagomål/A 42502-2024 FSC-klagomål.docx
@@ -1256,7 +1256,7 @@
     <w:r>
       <w:tab/>
       <w:tab/>
-      <w:t>2025-04-02</w:t>
+      <w:t>2025-04-03</w:t>
       <w:br/>
       <w:br/>
     </w:r>

--- a/klagomål/A 42502-2024 FSC-klagomål.docx
+++ b/klagomål/A 42502-2024 FSC-klagomål.docx
@@ -1256,7 +1256,7 @@
     <w:r>
       <w:tab/>
       <w:tab/>
-      <w:t>2025-04-03</w:t>
+      <w:t>2025-04-05</w:t>
       <w:br/>
       <w:br/>
     </w:r>

--- a/klagomål/A 42502-2024 FSC-klagomål.docx
+++ b/klagomål/A 42502-2024 FSC-klagomål.docx
@@ -1256,7 +1256,7 @@
     <w:r>
       <w:tab/>
       <w:tab/>
-      <w:t>2025-04-05</w:t>
+      <w:t>2025-04-06</w:t>
       <w:br/>
       <w:br/>
     </w:r>

--- a/klagomål/A 42502-2024 FSC-klagomål.docx
+++ b/klagomål/A 42502-2024 FSC-klagomål.docx
@@ -1256,7 +1256,7 @@
     <w:r>
       <w:tab/>
       <w:tab/>
-      <w:t>2025-04-06</w:t>
+      <w:t>2025-04-07</w:t>
       <w:br/>
       <w:br/>
     </w:r>

--- a/klagomål/A 42502-2024 FSC-klagomål.docx
+++ b/klagomål/A 42502-2024 FSC-klagomål.docx
@@ -1256,7 +1256,7 @@
     <w:r>
       <w:tab/>
       <w:tab/>
-      <w:t>2025-04-07</w:t>
+      <w:t>2025-04-08</w:t>
       <w:br/>
       <w:br/>
     </w:r>

--- a/klagomål/A 42502-2024 FSC-klagomål.docx
+++ b/klagomål/A 42502-2024 FSC-klagomål.docx
@@ -1256,7 +1256,7 @@
     <w:r>
       <w:tab/>
       <w:tab/>
-      <w:t>2025-04-08</w:t>
+      <w:t>2025-04-09</w:t>
       <w:br/>
       <w:br/>
     </w:r>

--- a/klagomål/A 42502-2024 FSC-klagomål.docx
+++ b/klagomål/A 42502-2024 FSC-klagomål.docx
@@ -273,10 +273,30 @@
         <w:rPr>
           <w:b/>
         </w:rPr>
+        <w:t>Garnlav (NT)</w:t>
+      </w:r>
+      <w:r>
+        <w:t xml:space="preserve"> är en utpräglad barrskogsart som ibland kan drapera träden i norrländska grannaturskogar med hög luftfuktighet. Den förekommer även i talldominerade bestånd där den, förutom i trädens grenverk, påträffas hängande över ojämnheter i tallbarken. Arten har minskat starkt i södra och mellersta Sverige och den minskar även i sitt nordliga utbredningsområde. Orsaken till tillbakagången beror främst på slutavverkningar av naturskogsartade skogar. Bestånd med riklig förekomst bör regelmässigt sparas. Garnlav är värdväxt för den mycket sällsynta och akut hotade fjärilen barrskogslavfly (CR) som hör hemma i boreala barrskogar med riklig förekomst av värdväxten. Tidigare kunde arten konstateras årligen på flera platser vid Dala-Floda i Dalarna innan lokalerna kalavverkades. Senaste fyndet i landet av barrskogslavfly är från år 2000 då den påträffades vid Högberget i Sollefteå kommun (SLU Artdatabanken, 2024).</w:t>
+      </w:r>
+    </w:p>
+    <w:p>
+      <w:r>
+        <w:rPr>
+          <w:b/>
+        </w:rPr>
         <w:t>Gränsticka (NT)</w:t>
       </w:r>
       <w:r>
         <w:t xml:space="preserve"> är en mycket bra signalart inom hela sitt utbredningsområde. Den är huvudsakligen knuten till restbestånd av barrnaturskog och förekommer med ett tydligt optimum i orörda eller måttligt påverkade gamla granskogar där det föreligger långvarig kontinuitet av grov död ved. Lokaler som hyser arten, speciellt i mellersta och södra Sverige, bör undantas från skogsbruk (SLU Artdatabanken, 2024; Nitare &amp; Skogsstyrelsen, 2019).</w:t>
+      </w:r>
+      <w:r>
+        <w:rPr>
+          <w:b/>
+        </w:rPr>
+        <w:t>Grön jordtunga</w:t>
+      </w:r>
+      <w:r>
+        <w:t xml:space="preserve"> växer i fuktiga lövskogar och svämskogar, oftast i direkt anslutning till bäckar, åar, sjöar och skogskärr. Svampen är uttorkningskänslig och den indikerar biotoper med hög luftfuktighet. All avverkning eller dränering innebär ett hot (Nitare &amp; Skogsstyrelsen, 2019).</w:t>
       </w:r>
     </w:p>
     <w:p>
@@ -310,6 +330,35 @@
       </w:r>
       <w:r>
         <w:t>, rödlistad som sårbar, är en vednedbrytare som växer på grova granlågor och ingår i en karaktäristisk association av vedsvampar knutna till urskogsartade barrskogar. Den har klassificerats som en “urskogsindikator” och är placerad i toppen av Skogsstyrelsens värdepyramid för bedömning av skog med höga naturvärden. Allt tyder på att rynkskinn är mycket känslig för skogliga ingrepp (Nitare &amp; Skogsstyrelsen, 2019; SLU Artdatabanken, 2024).</w:t>
+      </w:r>
+    </w:p>
+    <w:p>
+      <w:r>
+        <w:rPr>
+          <w:b/>
+        </w:rPr>
+        <w:t>Ullticka (NT)</w:t>
+      </w:r>
+      <w:r>
+        <w:t xml:space="preserve"> är knuten till restbestånd av barrnaturskog och förekommer med ett tydligt optimum i orörda eller måttligt påverkade gamla granskogar där det föreligger viss kontinuitet av grov död ved. Ullticka är en bra signalart inom hela sitt utbredningsområde och i södra Sverige är den sällsynt och en god signalart för skyddsvärda granskogsmiljöer. Den hotas av avverkning och fragmentering av naturskog och äldre granskog med lång trädkontinuitet. På ullticka kan ibland ulltickeporing (VU) påträffas - det är en sällsynt ticka som nyligen delats upp i tre olika arter: </w:t>
+      </w:r>
+      <w:r>
+        <w:rPr>
+          <w:i/>
+        </w:rPr>
+        <w:t xml:space="preserve">Skeletocutis brevispora </w:t>
+      </w:r>
+      <w:r>
+        <w:t>(ulltickeporing)</w:t>
+      </w:r>
+      <w:r>
+        <w:rPr>
+          <w:i/>
+        </w:rPr>
+        <w:t>, Skeletocutis delicata och Skeletocutis exilis</w:t>
+      </w:r>
+      <w:r>
+        <w:t>. De två sistnämnda arterna står för närvarande (2020) som ej bedömda i rödlistan (SLU Artdatabanken, 2024; Nitare &amp; Skogsstyrelsen, 2019; Miettinen &amp; Niemelä, 2018).</w:t>
       </w:r>
     </w:p>
     <w:p>
@@ -777,7 +826,7 @@
     </w:p>
     <w:p>
       <w:r>
-        <w:t xml:space="preserve">Talltita är rödlistad som NT, fridlyst och prioriterad art i Skogsvårdslagen. Den omfattas av EU:s fågeldirektiv. Arten har minskat kraftigt de senaste 30 åren och minskningstakten innevarande 10-årsperiod beräknas till 20 (10–30) % (SLU Artdatabanken, 2022). </w:t>
+        <w:t>Talltita är rödlistad som NT, fridlyst och prioriterad art i Skogsvårdslagen. Den omfattas av EU:s fågeldirektiv. Arten har minskat kraftigt de senaste 30 åren och minskningstakten innevarande 10-årsperiod beräknas till 20 (10–30) % (SLU Artdatabanken, 2022).</w:t>
       </w:r>
     </w:p>
     <w:p>
@@ -814,7 +863,7 @@
         <w:t xml:space="preserve">Differential demographic responses of sympatric Parids to vegetation management in boreal forest. </w:t>
       </w:r>
       <w:r>
-        <w:t xml:space="preserve">For. Ecol. Manage. 319, 169–175. </w:t>
+        <w:t>For. Ecol. Manage. 319, 169–175.</w:t>
       </w:r>
     </w:p>
     <w:p>
@@ -828,7 +877,7 @@
         <w:t xml:space="preserve">Coherence, composition and territories of winter social groups of the Willow Tit Parus montanus and the Crested Tit P. cristatus. </w:t>
       </w:r>
       <w:r>
-        <w:t xml:space="preserve">Ornis Scandinavica, 10, pp 56–68 </w:t>
+        <w:t>Ornis Scandinavica, 10, pp 56–68</w:t>
       </w:r>
     </w:p>
     <w:p>
@@ -842,7 +891,7 @@
         <w:t xml:space="preserve">Impact of forestry practices on fitness correlates and population productivity in an open-nesting bird species. </w:t>
       </w:r>
       <w:r>
-        <w:t xml:space="preserve">Conserv. Biol. 21, 767–774. https://doi.org/10.1111/j.1523- 1739.2007.00675.x </w:t>
+        <w:t>Conserv. Biol. 21, 767–774. https://doi.org/10.1111/j.1523- 1739.2007.00675.x</w:t>
       </w:r>
     </w:p>
     <w:p>
@@ -922,7 +971,7 @@
     </w:p>
     <w:p>
       <w:r>
-        <w:t xml:space="preserve">Permanenta revir av tretåig hackspett karaktäriseras ofta av artens typiska ringformigt ordnade hackmärken på framför allt gamla granar. För att säkerställa att inte revir av tretåig hackspett drabbas av avverkningsplanerna bör en inventering göras i området både under häckningstid och under vintern, då arten utnyttjar betydligt större områden än under sommarens häckningsrevir. Storleken på häckningsreviret varierar med skogstypen, förekomsten av död ved och graden av fragmentering, men är i allmänhet i storleksordningen 25–100 hektar. </w:t>
+        <w:t>Permanenta revir av tretåig hackspett karaktäriseras ofta av artens typiska ringformigt ordnade hackmärken på framför allt gamla granar. För att säkerställa att inte revir av tretåig hackspett drabbas av avverkningsplanerna bör en inventering göras i området både under häckningstid och under vintern, då arten utnyttjar betydligt större områden än under sommarens häckningsrevir. Storleken på häckningsreviret varierar med skogstypen, förekomsten av död ved och graden av fragmentering, men är i allmänhet i storleksordningen 25–100 hektar.</w:t>
       </w:r>
     </w:p>
     <w:p>
@@ -1051,6 +1100,9 @@
       </w:r>
     </w:p>
     <w:p>
+      <w:pPr>
+        <w:pStyle w:val="Heading1"/>
+      </w:pPr>
       <w:r>
         <w:t>Ulltickeporing – ekologi samt krav på livsmiljön</w:t>
       </w:r>
@@ -1256,7 +1308,7 @@
     <w:r>
       <w:tab/>
       <w:tab/>
-      <w:t>2025-04-09</w:t>
+      <w:t>2025-04-10</w:t>
       <w:br/>
       <w:br/>
     </w:r>

--- a/klagomål/A 42502-2024 FSC-klagomål.docx
+++ b/klagomål/A 42502-2024 FSC-klagomål.docx
@@ -802,7 +802,7 @@
         <w:rPr>
           <w:i/>
         </w:rPr>
-        <w:t>Vägledning för hänsyn till tallbit.</w:t>
+        <w:t>Vägledning för hänsyn till tallbit. Vägledningar och kunskapsstöd artskydd - Skogsstyrelsen</w:t>
       </w:r>
     </w:p>
     <w:p>
@@ -813,7 +813,7 @@
         <w:rPr>
           <w:i/>
         </w:rPr>
-        <w:t xml:space="preserve"> Artfakta: tallbit (Pinicola enucleator).</w:t>
+        <w:t xml:space="preserve"> Artfakta: tallbit (Pinicola enucleator). https://artfakta.se/taxa/102125</w:t>
       </w:r>
     </w:p>
     <w:p>
@@ -1308,7 +1308,7 @@
     <w:r>
       <w:tab/>
       <w:tab/>
-      <w:t>2025-04-10</w:t>
+      <w:t>2025-04-11</w:t>
       <w:br/>
       <w:br/>
     </w:r>

--- a/klagomål/A 42502-2024 FSC-klagomål.docx
+++ b/klagomål/A 42502-2024 FSC-klagomål.docx
@@ -1308,7 +1308,7 @@
     <w:r>
       <w:tab/>
       <w:tab/>
-      <w:t>2025-04-11</w:t>
+      <w:t>2025-04-12</w:t>
       <w:br/>
       <w:br/>
     </w:r>

--- a/klagomål/A 42502-2024 FSC-klagomål.docx
+++ b/klagomål/A 42502-2024 FSC-klagomål.docx
@@ -1308,7 +1308,7 @@
     <w:r>
       <w:tab/>
       <w:tab/>
-      <w:t>2025-04-12</w:t>
+      <w:t>2025-04-13</w:t>
       <w:br/>
       <w:br/>
     </w:r>

--- a/klagomål/A 42502-2024 FSC-klagomål.docx
+++ b/klagomål/A 42502-2024 FSC-klagomål.docx
@@ -289,15 +289,6 @@
       <w:r>
         <w:t xml:space="preserve"> är en mycket bra signalart inom hela sitt utbredningsområde. Den är huvudsakligen knuten till restbestånd av barrnaturskog och förekommer med ett tydligt optimum i orörda eller måttligt påverkade gamla granskogar där det föreligger långvarig kontinuitet av grov död ved. Lokaler som hyser arten, speciellt i mellersta och södra Sverige, bör undantas från skogsbruk (SLU Artdatabanken, 2024; Nitare &amp; Skogsstyrelsen, 2019).</w:t>
       </w:r>
-      <w:r>
-        <w:rPr>
-          <w:b/>
-        </w:rPr>
-        <w:t>Grön jordtunga</w:t>
-      </w:r>
-      <w:r>
-        <w:t xml:space="preserve"> växer i fuktiga lövskogar och svämskogar, oftast i direkt anslutning till bäckar, åar, sjöar och skogskärr. Svampen är uttorkningskänslig och den indikerar biotoper med hög luftfuktighet. All avverkning eller dränering innebär ett hot (Nitare &amp; Skogsstyrelsen, 2019).</w:t>
-      </w:r>
     </w:p>
     <w:p>
       <w:r>
@@ -442,7 +433,7 @@
         <w:t>Tretåig hackspett (NT, §4)</w:t>
       </w:r>
       <w:r>
-        <w:t xml:space="preserve"> är rödlistad som nära hotad och ingår i bilaga 1 i EU:s fågeldirektiv. Tretåig hackspett är för sin överlevnad beroende av kontinuerlig tillförsel av äldre döende och död ved, som sker genom naturliga självgallringsprocesser i äldre grannaturskogar och barrblandade naturskogar. Om en skog genom skogsbruk gallras eller glesas ur så upphör och uteblir i stort sett den naturliga självgallringsprocessen för mycket lång tid framöver vilket omöjliggör upprätthållandet av den kontinuerliga ekologiska funktionen i ett område. Det finns studier som visar att naturskogens självgallringsprocess som den tretåiga hackspetten är beroende av, inte kan ersättas med efterlämnad hänsyn i skogsbruket (Imbeau &amp; Desrochers, 2002). Storleken på häckningsreviret varierar med skogstypen, förekomsten av död ved och graden av fragmentering, men är i allmänhet i storleksordningen 25–100 hektar. Vintertid krävs ofta betydligt större områden och det finns studier som antyder att arten behöver minst 100 hektar äldre skog. I områden med låg bonitet kan det behövas över 200 hektar lämpligt habitat för att ett par ska kunna reproducera sig (Skogsstyrelsen, 2016).</w:t>
+        <w:t xml:space="preserve"> är rödlistad som nära hotad och ingår i bilaga 1 i EU:s fågeldirektiv. Tretåig hackspett är för sin överlevnad beroende av kontinuerlig tillförsel av äldre döende och död ved, som sker genom naturliga självgallringsprocesser i äldre grannaturskogar och barrblandade naturskogar. Om en skog genom skogsbruk gallras eller glesas ur så upphör och uteblir i stort sett den naturliga självgallringsprocessen för mycket lång tid framöver vilket omöjliggör upprätthållandet av den kontinuerliga ekologiska funktionen i ett område. Det finns studier som visar att naturskogens självgallringsprocess som den tretåiga hackspetten är beroende av, inte kan ersättas med efterlämnad hänsyn i skogsbruket (Imbeau &amp; Desrochers, 2002). Storleken på häckningsreviret varierar med skogstypen, förekomsten av död ved och graden av fragmentering, men är i allmänhet i storleksordningen 25–100 hektar. Vintertid krävs ofta betydligt större områden och det finns studier som antyder att arten behöver minst 100 hektar äldre skog. I områden med låg bonitet kan det behövas över 200 hektar lämpligt habitat för att ett par ska kunna reproducera sig. Områden med dokumenterad permanent förekomst i naturskogsmiljöer har vanligen så stora naturvärden att skogsbruk är olämpligt (Skogsstyrelsen, 2016).</w:t>
       </w:r>
     </w:p>
     <w:p>
@@ -802,7 +793,10 @@
         <w:rPr>
           <w:i/>
         </w:rPr>
-        <w:t>Vägledning för hänsyn till tallbit. Vägledningar och kunskapsstöd artskydd - Skogsstyrelsen</w:t>
+        <w:t xml:space="preserve">Vägledning för hänsyn till tallbit. </w:t>
+      </w:r>
+      <w:r>
+        <w:t>Vägledningar och kunskapsstöd artskydd - Skogsstyrelsen</w:t>
       </w:r>
     </w:p>
     <w:p>
@@ -813,7 +807,10 @@
         <w:rPr>
           <w:i/>
         </w:rPr>
-        <w:t xml:space="preserve"> Artfakta: tallbit (Pinicola enucleator). https://artfakta.se/taxa/102125</w:t>
+        <w:t xml:space="preserve"> Artfakta: tallbit (Pinicola enucleator). </w:t>
+      </w:r>
+      <w:r>
+        <w:t>https://artfakta.se/taxa/102125</w:t>
       </w:r>
     </w:p>
     <w:p>
@@ -1308,7 +1305,7 @@
     <w:r>
       <w:tab/>
       <w:tab/>
-      <w:t>2025-04-13</w:t>
+      <w:t>2025-04-14</w:t>
       <w:br/>
       <w:br/>
     </w:r>

--- a/klagomål/A 42502-2024 FSC-klagomål.docx
+++ b/klagomål/A 42502-2024 FSC-klagomål.docx
@@ -1305,7 +1305,7 @@
     <w:r>
       <w:tab/>
       <w:tab/>
-      <w:t>2025-04-14</w:t>
+      <w:t>2025-04-15</w:t>
       <w:br/>
       <w:br/>
     </w:r>

--- a/klagomål/A 42502-2024 FSC-klagomål.docx
+++ b/klagomål/A 42502-2024 FSC-klagomål.docx
@@ -1305,7 +1305,7 @@
     <w:r>
       <w:tab/>
       <w:tab/>
-      <w:t>2025-04-15</w:t>
+      <w:t>2025-04-16</w:t>
       <w:br/>
       <w:br/>
     </w:r>

--- a/klagomål/A 42502-2024 FSC-klagomål.docx
+++ b/klagomål/A 42502-2024 FSC-klagomål.docx
@@ -1305,7 +1305,7 @@
     <w:r>
       <w:tab/>
       <w:tab/>
-      <w:t>2025-04-16</w:t>
+      <w:t>2025-04-17</w:t>
       <w:br/>
       <w:br/>
     </w:r>

--- a/klagomål/A 42502-2024 FSC-klagomål.docx
+++ b/klagomål/A 42502-2024 FSC-klagomål.docx
@@ -1305,7 +1305,7 @@
     <w:r>
       <w:tab/>
       <w:tab/>
-      <w:t>2025-04-17</w:t>
+      <w:t>2025-04-18</w:t>
       <w:br/>
       <w:br/>
     </w:r>

--- a/klagomål/A 42502-2024 FSC-klagomål.docx
+++ b/klagomål/A 42502-2024 FSC-klagomål.docx
@@ -1349,7 +1349,7 @@
     <w:r>
       <w:tab/>
       <w:tab/>
-      <w:t>2025-05-03</w:t>
+      <w:t>2025-05-04</w:t>
       <w:br/>
       <w:br/>
     </w:r>

--- a/klagomål/A 42502-2024 FSC-klagomål.docx
+++ b/klagomål/A 42502-2024 FSC-klagomål.docx
@@ -1349,7 +1349,7 @@
     <w:r>
       <w:tab/>
       <w:tab/>
-      <w:t>2025-05-04</w:t>
+      <w:t>2025-05-06</w:t>
       <w:br/>
       <w:br/>
     </w:r>

--- a/klagomål/A 42502-2024 FSC-klagomål.docx
+++ b/klagomål/A 42502-2024 FSC-klagomål.docx
@@ -1349,7 +1349,7 @@
     <w:r>
       <w:tab/>
       <w:tab/>
-      <w:t>2025-05-06</w:t>
+      <w:t>2025-05-07</w:t>
       <w:br/>
       <w:br/>
     </w:r>

--- a/klagomål/A 42502-2024 FSC-klagomål.docx
+++ b/klagomål/A 42502-2024 FSC-klagomål.docx
@@ -1349,7 +1349,7 @@
     <w:r>
       <w:tab/>
       <w:tab/>
-      <w:t>2025-05-07</w:t>
+      <w:t>2025-05-08</w:t>
       <w:br/>
       <w:br/>
     </w:r>

--- a/klagomål/A 42502-2024 FSC-klagomål.docx
+++ b/klagomål/A 42502-2024 FSC-klagomål.docx
@@ -1349,7 +1349,7 @@
     <w:r>
       <w:tab/>
       <w:tab/>
-      <w:t>2025-05-08</w:t>
+      <w:t>2025-05-09</w:t>
       <w:br/>
       <w:br/>
     </w:r>

--- a/klagomål/A 42502-2024 FSC-klagomål.docx
+++ b/klagomål/A 42502-2024 FSC-klagomål.docx
@@ -1349,7 +1349,7 @@
     <w:r>
       <w:tab/>
       <w:tab/>
-      <w:t>2025-05-09</w:t>
+      <w:t>2025-05-10</w:t>
       <w:br/>
       <w:br/>
     </w:r>

--- a/klagomål/A 42502-2024 FSC-klagomål.docx
+++ b/klagomål/A 42502-2024 FSC-klagomål.docx
@@ -1349,7 +1349,7 @@
     <w:r>
       <w:tab/>
       <w:tab/>
-      <w:t>2025-05-10</w:t>
+      <w:t>2025-05-11</w:t>
       <w:br/>
       <w:br/>
     </w:r>

--- a/klagomål/A 42502-2024 FSC-klagomål.docx
+++ b/klagomål/A 42502-2024 FSC-klagomål.docx
@@ -1349,7 +1349,7 @@
     <w:r>
       <w:tab/>
       <w:tab/>
-      <w:t>2025-05-11</w:t>
+      <w:t>2025-05-12</w:t>
       <w:br/>
       <w:br/>
     </w:r>

--- a/klagomål/A 42502-2024 FSC-klagomål.docx
+++ b/klagomål/A 42502-2024 FSC-klagomål.docx
@@ -1349,7 +1349,7 @@
     <w:r>
       <w:tab/>
       <w:tab/>
-      <w:t>2025-05-12</w:t>
+      <w:t>2025-05-13</w:t>
       <w:br/>
       <w:br/>
     </w:r>

--- a/klagomål/A 42502-2024 FSC-klagomål.docx
+++ b/klagomål/A 42502-2024 FSC-klagomål.docx
@@ -1349,7 +1349,7 @@
     <w:r>
       <w:tab/>
       <w:tab/>
-      <w:t>2025-05-13</w:t>
+      <w:t>2025-05-14</w:t>
       <w:br/>
       <w:br/>
     </w:r>

--- a/klagomål/A 42502-2024 FSC-klagomål.docx
+++ b/klagomål/A 42502-2024 FSC-klagomål.docx
@@ -1349,7 +1349,7 @@
     <w:r>
       <w:tab/>
       <w:tab/>
-      <w:t>2025-05-14</w:t>
+      <w:t>2025-05-15</w:t>
       <w:br/>
       <w:br/>
     </w:r>

--- a/klagomål/A 42502-2024 FSC-klagomål.docx
+++ b/klagomål/A 42502-2024 FSC-klagomål.docx
@@ -1349,7 +1349,7 @@
     <w:r>
       <w:tab/>
       <w:tab/>
-      <w:t>2025-05-15</w:t>
+      <w:t>2025-05-16</w:t>
       <w:br/>
       <w:br/>
     </w:r>

--- a/klagomål/A 42502-2024 FSC-klagomål.docx
+++ b/klagomål/A 42502-2024 FSC-klagomål.docx
@@ -1349,7 +1349,7 @@
     <w:r>
       <w:tab/>
       <w:tab/>
-      <w:t>2025-05-16</w:t>
+      <w:t>2025-05-17</w:t>
       <w:br/>
       <w:br/>
     </w:r>

--- a/klagomål/A 42502-2024 FSC-klagomål.docx
+++ b/klagomål/A 42502-2024 FSC-klagomål.docx
@@ -1349,7 +1349,7 @@
     <w:r>
       <w:tab/>
       <w:tab/>
-      <w:t>2025-05-17</w:t>
+      <w:t>2025-05-18</w:t>
       <w:br/>
       <w:br/>
     </w:r>

--- a/klagomål/A 42502-2024 FSC-klagomål.docx
+++ b/klagomål/A 42502-2024 FSC-klagomål.docx
@@ -1349,7 +1349,7 @@
     <w:r>
       <w:tab/>
       <w:tab/>
-      <w:t>2025-05-18</w:t>
+      <w:t>2025-05-19</w:t>
       <w:br/>
       <w:br/>
     </w:r>

--- a/klagomål/A 42502-2024 FSC-klagomål.docx
+++ b/klagomål/A 42502-2024 FSC-klagomål.docx
@@ -1349,7 +1349,7 @@
     <w:r>
       <w:tab/>
       <w:tab/>
-      <w:t>2025-05-19</w:t>
+      <w:t>2025-05-20</w:t>
       <w:br/>
       <w:br/>
     </w:r>

--- a/klagomål/A 42502-2024 FSC-klagomål.docx
+++ b/klagomål/A 42502-2024 FSC-klagomål.docx
@@ -1349,7 +1349,7 @@
     <w:r>
       <w:tab/>
       <w:tab/>
-      <w:t>2025-05-20</w:t>
+      <w:t>2025-05-21</w:t>
       <w:br/>
       <w:br/>
     </w:r>

--- a/klagomål/A 42502-2024 FSC-klagomål.docx
+++ b/klagomål/A 42502-2024 FSC-klagomål.docx
@@ -1349,7 +1349,7 @@
     <w:r>
       <w:tab/>
       <w:tab/>
-      <w:t>2025-05-21</w:t>
+      <w:t>2025-05-22</w:t>
       <w:br/>
       <w:br/>
     </w:r>

--- a/klagomål/A 42502-2024 FSC-klagomål.docx
+++ b/klagomål/A 42502-2024 FSC-klagomål.docx
@@ -1349,7 +1349,7 @@
     <w:r>
       <w:tab/>
       <w:tab/>
-      <w:t>2025-05-22</w:t>
+      <w:t>2025-05-23</w:t>
       <w:br/>
       <w:br/>
     </w:r>

--- a/klagomål/A 42502-2024 FSC-klagomål.docx
+++ b/klagomål/A 42502-2024 FSC-klagomål.docx
@@ -1349,7 +1349,7 @@
     <w:r>
       <w:tab/>
       <w:tab/>
-      <w:t>2025-05-23</w:t>
+      <w:t>2025-05-24</w:t>
       <w:br/>
       <w:br/>
     </w:r>

--- a/klagomål/A 42502-2024 FSC-klagomål.docx
+++ b/klagomål/A 42502-2024 FSC-klagomål.docx
@@ -1349,7 +1349,7 @@
     <w:r>
       <w:tab/>
       <w:tab/>
-      <w:t>2025-05-24</w:t>
+      <w:t>2025-05-25</w:t>
       <w:br/>
       <w:br/>
     </w:r>

--- a/klagomål/A 42502-2024 FSC-klagomål.docx
+++ b/klagomål/A 42502-2024 FSC-klagomål.docx
@@ -1349,7 +1349,7 @@
     <w:r>
       <w:tab/>
       <w:tab/>
-      <w:t>2025-05-25</w:t>
+      <w:t>2025-05-26</w:t>
       <w:br/>
       <w:br/>
     </w:r>

--- a/klagomål/A 42502-2024 FSC-klagomål.docx
+++ b/klagomål/A 42502-2024 FSC-klagomål.docx
@@ -1349,7 +1349,7 @@
     <w:r>
       <w:tab/>
       <w:tab/>
-      <w:t>2025-05-26</w:t>
+      <w:t>2025-05-27</w:t>
       <w:br/>
       <w:br/>
     </w:r>

--- a/klagomål/A 42502-2024 FSC-klagomål.docx
+++ b/klagomål/A 42502-2024 FSC-klagomål.docx
@@ -1349,7 +1349,7 @@
     <w:r>
       <w:tab/>
       <w:tab/>
-      <w:t>2025-05-27</w:t>
+      <w:t>2025-05-30</w:t>
       <w:br/>
       <w:br/>
     </w:r>

--- a/klagomål/A 42502-2024 FSC-klagomål.docx
+++ b/klagomål/A 42502-2024 FSC-klagomål.docx
@@ -1349,7 +1349,7 @@
     <w:r>
       <w:tab/>
       <w:tab/>
-      <w:t>2025-05-30</w:t>
+      <w:t>2025-06-01</w:t>
       <w:br/>
       <w:br/>
     </w:r>

--- a/klagomål/A 42502-2024 FSC-klagomål.docx
+++ b/klagomål/A 42502-2024 FSC-klagomål.docx
@@ -1349,7 +1349,7 @@
     <w:r>
       <w:tab/>
       <w:tab/>
-      <w:t>2025-06-01</w:t>
+      <w:t>2025-06-02</w:t>
       <w:br/>
       <w:br/>
     </w:r>

--- a/klagomål/A 42502-2024 FSC-klagomål.docx
+++ b/klagomål/A 42502-2024 FSC-klagomål.docx
@@ -1349,7 +1349,7 @@
     <w:r>
       <w:tab/>
       <w:tab/>
-      <w:t>2025-06-02</w:t>
+      <w:t>2025-06-03</w:t>
       <w:br/>
       <w:br/>
     </w:r>

--- a/klagomål/A 42502-2024 FSC-klagomål.docx
+++ b/klagomål/A 42502-2024 FSC-klagomål.docx
@@ -1349,7 +1349,7 @@
     <w:r>
       <w:tab/>
       <w:tab/>
-      <w:t>2025-06-03</w:t>
+      <w:t>2025-06-04</w:t>
       <w:br/>
       <w:br/>
     </w:r>

--- a/klagomål/A 42502-2024 FSC-klagomål.docx
+++ b/klagomål/A 42502-2024 FSC-klagomål.docx
@@ -1349,7 +1349,7 @@
     <w:r>
       <w:tab/>
       <w:tab/>
-      <w:t>2025-06-04</w:t>
+      <w:t>2025-06-05</w:t>
       <w:br/>
       <w:br/>
     </w:r>

--- a/klagomål/A 42502-2024 FSC-klagomål.docx
+++ b/klagomål/A 42502-2024 FSC-klagomål.docx
@@ -1349,7 +1349,7 @@
     <w:r>
       <w:tab/>
       <w:tab/>
-      <w:t>2025-06-05</w:t>
+      <w:t>2025-06-13</w:t>
       <w:br/>
       <w:br/>
     </w:r>

--- a/klagomål/A 42502-2024 FSC-klagomål.docx
+++ b/klagomål/A 42502-2024 FSC-klagomål.docx
@@ -1349,7 +1349,7 @@
     <w:r>
       <w:tab/>
       <w:tab/>
-      <w:t>2025-06-13</w:t>
+      <w:t>2025-06-15</w:t>
       <w:br/>
       <w:br/>
     </w:r>

--- a/klagomål/A 42502-2024 FSC-klagomål.docx
+++ b/klagomål/A 42502-2024 FSC-klagomål.docx
@@ -1349,7 +1349,7 @@
     <w:r>
       <w:tab/>
       <w:tab/>
-      <w:t>2025-06-15</w:t>
+      <w:t>2025-06-16</w:t>
       <w:br/>
       <w:br/>
     </w:r>

--- a/klagomål/A 42502-2024 FSC-klagomål.docx
+++ b/klagomål/A 42502-2024 FSC-klagomål.docx
@@ -1349,7 +1349,7 @@
     <w:r>
       <w:tab/>
       <w:tab/>
-      <w:t>2025-06-16</w:t>
+      <w:t>2025-06-17</w:t>
       <w:br/>
       <w:br/>
     </w:r>

--- a/klagomål/A 42502-2024 FSC-klagomål.docx
+++ b/klagomål/A 42502-2024 FSC-klagomål.docx
@@ -1349,7 +1349,7 @@
     <w:r>
       <w:tab/>
       <w:tab/>
-      <w:t>2025-06-17</w:t>
+      <w:t>2025-06-18</w:t>
       <w:br/>
       <w:br/>
     </w:r>

--- a/klagomål/A 42502-2024 FSC-klagomål.docx
+++ b/klagomål/A 42502-2024 FSC-klagomål.docx
@@ -1349,7 +1349,7 @@
     <w:r>
       <w:tab/>
       <w:tab/>
-      <w:t>2025-06-18</w:t>
+      <w:t>2025-06-19</w:t>
       <w:br/>
       <w:br/>
     </w:r>

--- a/klagomål/A 42502-2024 FSC-klagomål.docx
+++ b/klagomål/A 42502-2024 FSC-klagomål.docx
@@ -1349,7 +1349,7 @@
     <w:r>
       <w:tab/>
       <w:tab/>
-      <w:t>2025-06-19</w:t>
+      <w:t>2025-06-20</w:t>
       <w:br/>
       <w:br/>
     </w:r>

--- a/klagomål/A 42502-2024 FSC-klagomål.docx
+++ b/klagomål/A 42502-2024 FSC-klagomål.docx
@@ -1349,7 +1349,7 @@
     <w:r>
       <w:tab/>
       <w:tab/>
-      <w:t>2025-06-20</w:t>
+      <w:t>2025-06-21</w:t>
       <w:br/>
       <w:br/>
     </w:r>

--- a/klagomål/A 42502-2024 FSC-klagomål.docx
+++ b/klagomål/A 42502-2024 FSC-klagomål.docx
@@ -1349,7 +1349,7 @@
     <w:r>
       <w:tab/>
       <w:tab/>
-      <w:t>2025-06-21</w:t>
+      <w:t>2025-06-22</w:t>
       <w:br/>
       <w:br/>
     </w:r>

--- a/klagomål/A 42502-2024 FSC-klagomål.docx
+++ b/klagomål/A 42502-2024 FSC-klagomål.docx
@@ -1349,7 +1349,7 @@
     <w:r>
       <w:tab/>
       <w:tab/>
-      <w:t>2025-06-22</w:t>
+      <w:t>2025-06-23</w:t>
       <w:br/>
       <w:br/>
     </w:r>

--- a/klagomål/A 42502-2024 FSC-klagomål.docx
+++ b/klagomål/A 42502-2024 FSC-klagomål.docx
@@ -1349,7 +1349,7 @@
     <w:r>
       <w:tab/>
       <w:tab/>
-      <w:t>2025-06-23</w:t>
+      <w:t>2025-06-24</w:t>
       <w:br/>
       <w:br/>
     </w:r>

--- a/klagomål/A 42502-2024 FSC-klagomål.docx
+++ b/klagomål/A 42502-2024 FSC-klagomål.docx
@@ -1349,7 +1349,7 @@
     <w:r>
       <w:tab/>
       <w:tab/>
-      <w:t>2025-06-24</w:t>
+      <w:t>2025-06-25</w:t>
       <w:br/>
       <w:br/>
     </w:r>

--- a/klagomål/A 42502-2024 FSC-klagomål.docx
+++ b/klagomål/A 42502-2024 FSC-klagomål.docx
@@ -1349,7 +1349,7 @@
     <w:r>
       <w:tab/>
       <w:tab/>
-      <w:t>2025-06-25</w:t>
+      <w:t>2025-06-26</w:t>
       <w:br/>
       <w:br/>
     </w:r>

--- a/klagomål/A 42502-2024 FSC-klagomål.docx
+++ b/klagomål/A 42502-2024 FSC-klagomål.docx
@@ -1349,7 +1349,7 @@
     <w:r>
       <w:tab/>
       <w:tab/>
-      <w:t>2025-06-26</w:t>
+      <w:t>2025-06-27</w:t>
       <w:br/>
       <w:br/>
     </w:r>

--- a/klagomål/A 42502-2024 FSC-klagomål.docx
+++ b/klagomål/A 42502-2024 FSC-klagomål.docx
@@ -1349,7 +1349,7 @@
     <w:r>
       <w:tab/>
       <w:tab/>
-      <w:t>2025-06-27</w:t>
+      <w:t>2025-06-28</w:t>
       <w:br/>
       <w:br/>
     </w:r>

--- a/klagomål/A 42502-2024 FSC-klagomål.docx
+++ b/klagomål/A 42502-2024 FSC-klagomål.docx
@@ -1349,7 +1349,7 @@
     <w:r>
       <w:tab/>
       <w:tab/>
-      <w:t>2025-06-28</w:t>
+      <w:t>2025-06-29</w:t>
       <w:br/>
       <w:br/>
     </w:r>

--- a/klagomål/A 42502-2024 FSC-klagomål.docx
+++ b/klagomål/A 42502-2024 FSC-klagomål.docx
@@ -1349,7 +1349,7 @@
     <w:r>
       <w:tab/>
       <w:tab/>
-      <w:t>2025-06-29</w:t>
+      <w:t>2025-06-30</w:t>
       <w:br/>
       <w:br/>
     </w:r>

--- a/klagomål/A 42502-2024 FSC-klagomål.docx
+++ b/klagomål/A 42502-2024 FSC-klagomål.docx
@@ -1349,7 +1349,7 @@
     <w:r>
       <w:tab/>
       <w:tab/>
-      <w:t>2025-06-30</w:t>
+      <w:t>2025-07-01</w:t>
       <w:br/>
       <w:br/>
     </w:r>

--- a/klagomål/A 42502-2024 FSC-klagomål.docx
+++ b/klagomål/A 42502-2024 FSC-klagomål.docx
@@ -1349,7 +1349,7 @@
     <w:r>
       <w:tab/>
       <w:tab/>
-      <w:t>2025-07-01</w:t>
+      <w:t>2025-07-02</w:t>
       <w:br/>
       <w:br/>
     </w:r>

--- a/klagomål/A 42502-2024 FSC-klagomål.docx
+++ b/klagomål/A 42502-2024 FSC-klagomål.docx
@@ -1349,7 +1349,7 @@
     <w:r>
       <w:tab/>
       <w:tab/>
-      <w:t>2025-07-02</w:t>
+      <w:t>2025-07-03</w:t>
       <w:br/>
       <w:br/>
     </w:r>

--- a/klagomål/A 42502-2024 FSC-klagomål.docx
+++ b/klagomål/A 42502-2024 FSC-klagomål.docx
@@ -1349,7 +1349,7 @@
     <w:r>
       <w:tab/>
       <w:tab/>
-      <w:t>2025-07-03</w:t>
+      <w:t>2025-07-04</w:t>
       <w:br/>
       <w:br/>
     </w:r>

--- a/klagomål/A 42502-2024 FSC-klagomål.docx
+++ b/klagomål/A 42502-2024 FSC-klagomål.docx
@@ -1349,7 +1349,7 @@
     <w:r>
       <w:tab/>
       <w:tab/>
-      <w:t>2025-07-04</w:t>
+      <w:t>2025-07-05</w:t>
       <w:br/>
       <w:br/>
     </w:r>

--- a/klagomål/A 42502-2024 FSC-klagomål.docx
+++ b/klagomål/A 42502-2024 FSC-klagomål.docx
@@ -1349,7 +1349,7 @@
     <w:r>
       <w:tab/>
       <w:tab/>
-      <w:t>2025-07-05</w:t>
+      <w:t>2025-07-06</w:t>
       <w:br/>
       <w:br/>
     </w:r>

--- a/klagomål/A 42502-2024 FSC-klagomål.docx
+++ b/klagomål/A 42502-2024 FSC-klagomål.docx
@@ -1349,7 +1349,7 @@
     <w:r>
       <w:tab/>
       <w:tab/>
-      <w:t>2025-07-06</w:t>
+      <w:t>2025-07-07</w:t>
       <w:br/>
       <w:br/>
     </w:r>

--- a/klagomål/A 42502-2024 FSC-klagomål.docx
+++ b/klagomål/A 42502-2024 FSC-klagomål.docx
@@ -1349,7 +1349,7 @@
     <w:r>
       <w:tab/>
       <w:tab/>
-      <w:t>2025-07-07</w:t>
+      <w:t>2025-07-08</w:t>
       <w:br/>
       <w:br/>
     </w:r>

--- a/klagomål/A 42502-2024 FSC-klagomål.docx
+++ b/klagomål/A 42502-2024 FSC-klagomål.docx
@@ -1349,7 +1349,7 @@
     <w:r>
       <w:tab/>
       <w:tab/>
-      <w:t>2025-07-08</w:t>
+      <w:t>2025-07-09</w:t>
       <w:br/>
       <w:br/>
     </w:r>

--- a/klagomål/A 42502-2024 FSC-klagomål.docx
+++ b/klagomål/A 42502-2024 FSC-klagomål.docx
@@ -1349,7 +1349,7 @@
     <w:r>
       <w:tab/>
       <w:tab/>
-      <w:t>2025-07-09</w:t>
+      <w:t>2025-07-11</w:t>
       <w:br/>
       <w:br/>
     </w:r>

--- a/klagomål/A 42502-2024 FSC-klagomål.docx
+++ b/klagomål/A 42502-2024 FSC-klagomål.docx
@@ -1349,7 +1349,7 @@
     <w:r>
       <w:tab/>
       <w:tab/>
-      <w:t>2025-08-06</w:t>
+      <w:t>2025-08-09</w:t>
       <w:br/>
       <w:br/>
     </w:r>
